--- a/examples/multivariate/doc/06-materialize-windows-mv.docx
+++ b/examples/multivariate/doc/06-materialize-windows-mv.docx
@@ -998,7 +998,7 @@
         <w:rPr>
           <w:rStyle w:val="VerbatimChar"/>
         </w:rPr>
-        <w:t xml:space="preserve">##  [1] "y_t6"  "y_t5"  "y_t4"  "y_t3"  "y_t2"  "y_t1"  "y_t0"  "x1_t6" "x1_t5" "x1_t4" "x1_t3" "x1_t2" "x1_t1" "x1_t0" "x2_t6" "x2_t5" "x2_t4" "x2_t3" "x2_t2"</w:t>
+        <w:t xml:space="preserve">##  [1] "y_t6"  "y_t5"  "y_t4"  "y_t3"  "y_t2"  "y_t1"  "y_t0"  "x1_t6" "x1_t5" "x1_t4" "x1_t3" "x1_t2" "x1_t1" "x1_t0" "x2_t6"</w:t>
       </w:r>
       <w:r>
         <w:br/>
@@ -1007,7 +1007,7 @@
         <w:rPr>
           <w:rStyle w:val="VerbatimChar"/>
         </w:rPr>
-        <w:t xml:space="preserve">## [20] "x2_t1" "x2_t0"</w:t>
+        <w:t xml:space="preserve">## [16] "x2_t5" "x2_t4" "x2_t3" "x2_t2" "x2_t1" "x2_t0"</w:t>
       </w:r>
     </w:p>
     <w:p>
@@ -1598,7 +1598,7 @@
         <w:rPr>
           <w:rStyle w:val="VerbatimChar"/>
         </w:rPr>
-        <w:t xml:space="preserve">##       y_t6     y_t5     y_t4     y_t3     y_t2     y_t1     y_t0 x1_t6 x1_t5 x1_t4 x1_t3 x1_t2 x1_t1 x1_t0 x2_t6 x2_t5 x2_t4 x2_t3 x2_t2 x2_t1 x2_t0</w:t>
+        <w:t xml:space="preserve">##       y_t6     y_t5     y_t4     y_t3     y_t2     y_t1     y_t0 x1_t6 x1_t5 x1_t4 x1_t3 x1_t2 x1_t1 x1_t0 x2_t6 x2_t5</w:t>
       </w:r>
       <w:r>
         <w:br/>
@@ -1607,7 +1607,7 @@
         <w:rPr>
           <w:rStyle w:val="VerbatimChar"/>
         </w:rPr>
-        <w:t xml:space="preserve">## 1       NA       NA 790.3333 777.0000 753.6667 731.3333 751.6667     4     5     6     7     1     2     3     0     0     0     1     1     0     0</w:t>
+        <w:t xml:space="preserve">## 1       NA       NA 790.3333 777.0000 753.6667 731.3333 751.6667     4     5     6     7     1     2     3     0     0</w:t>
       </w:r>
       <w:r>
         <w:br/>
@@ -1616,7 +1616,7 @@
         <w:rPr>
           <w:rStyle w:val="VerbatimChar"/>
         </w:rPr>
-        <w:t xml:space="preserve">## 2       NA 790.3333 777.0000 753.6667 731.3333 751.6667 788.6667     5     6     7     1     2     3     4     0     0     1     1     0     0     0</w:t>
+        <w:t xml:space="preserve">## 2       NA 790.3333 777.0000 753.6667 731.3333 751.6667 788.6667     5     6     7     1     2     3     4     0     0</w:t>
       </w:r>
       <w:r>
         <w:br/>
@@ -1625,7 +1625,43 @@
         <w:rPr>
           <w:rStyle w:val="VerbatimChar"/>
         </w:rPr>
-        <w:t xml:space="preserve">## 3 790.3333 777.0000 753.6667 731.3333 751.6667 788.6667 813.0000     6     7     1     2     3     4     5     0     1     1     0     0     0     0</w:t>
+        <w:t xml:space="preserve">## 3 790.3333 777.0000 753.6667 731.3333 751.6667 788.6667 813.0000     6     7     1     2     3     4     5     0     1</w:t>
+      </w:r>
+      <w:r>
+        <w:br/>
+      </w:r>
+      <w:r>
+        <w:rPr>
+          <w:rStyle w:val="VerbatimChar"/>
+        </w:rPr>
+        <w:t xml:space="preserve">##   x2_t4 x2_t3 x2_t2 x2_t1 x2_t0</w:t>
+      </w:r>
+      <w:r>
+        <w:br/>
+      </w:r>
+      <w:r>
+        <w:rPr>
+          <w:rStyle w:val="VerbatimChar"/>
+        </w:rPr>
+        <w:t xml:space="preserve">## 1     0     1     1     0     0</w:t>
+      </w:r>
+      <w:r>
+        <w:br/>
+      </w:r>
+      <w:r>
+        <w:rPr>
+          <w:rStyle w:val="VerbatimChar"/>
+        </w:rPr>
+        <w:t xml:space="preserve">## 2     1     1     0     0     0</w:t>
+      </w:r>
+      <w:r>
+        <w:br/>
+      </w:r>
+      <w:r>
+        <w:rPr>
+          <w:rStyle w:val="VerbatimChar"/>
+        </w:rPr>
+        <w:t xml:space="preserve">## 3     1     0     0     0     0</w:t>
       </w:r>
     </w:p>
     <w:p>
